--- a/ASP_WebForms/ASP Assignment.docx
+++ b/ASP_WebForms/ASP Assignment.docx
@@ -474,18 +474,16 @@
           <w:sz w:val="32"/>
           <w:szCs w:val="32"/>
         </w:rPr>
-        <w:t xml:space="preserve"> </w:t>
-      </w:r>
-      <w:proofErr w:type="spellStart"/>
-      <w:r>
-        <w:rPr>
-          <w:rFonts w:ascii="Times New Roman" w:hAnsi="Times New Roman" w:cs="Times New Roman"/>
-          <w:sz w:val="32"/>
-          <w:szCs w:val="32"/>
-        </w:rPr>
-        <w:t>produc</w:t>
-      </w:r>
-      <w:proofErr w:type="spellEnd"/>
+        <w:t xml:space="preserve"> produc</w:t>
+      </w:r>
+      <w:r>
+        <w:rPr>
+          <w:rFonts w:ascii="Times New Roman" w:hAnsi="Times New Roman" w:cs="Times New Roman"/>
+          <w:sz w:val="32"/>
+          <w:szCs w:val="32"/>
+        </w:rPr>
+        <w:t>t</w:t>
+      </w:r>
       <w:r>
         <w:rPr>
           <w:rFonts w:ascii="Times New Roman" w:hAnsi="Times New Roman" w:cs="Times New Roman"/>
